--- a/afterword.docx
+++ b/afterword.docx
@@ -65,67 +65,7 @@
           <w:sz w:val="20"/>
           <w:szCs w:val="20"/>
         </w:rPr>
-        <w:t>지난 4년 동안 그는 『</w:t>
-      </w:r>
-      <w:proofErr w:type="spellStart"/>
-      <w:r>
-        <w:rPr>
-          <w:rFonts w:ascii="나눔명조 옛한글" w:eastAsia="나눔명조 옛한글" w:hAnsi="나눔명조 옛한글" w:cs="함초롬바탕"/>
-          <w:color w:val="000000" w:themeColor="text1"/>
-          <w:sz w:val="20"/>
-          <w:szCs w:val="20"/>
-        </w:rPr>
-        <w:t>이코노미스트』의</w:t>
-      </w:r>
-      <w:proofErr w:type="spellEnd"/>
-      <w:r>
-        <w:rPr>
-          <w:rFonts w:ascii="나눔명조 옛한글" w:eastAsia="나눔명조 옛한글" w:hAnsi="나눔명조 옛한글" w:cs="함초롬바탕"/>
-          <w:color w:val="000000" w:themeColor="text1"/>
-          <w:sz w:val="20"/>
-          <w:szCs w:val="20"/>
-        </w:rPr>
-        <w:t xml:space="preserve"> 논리로 자신을 프로그래밍했다. 그는 입력을 최적화하고, </w:t>
-      </w:r>
-      <w:proofErr w:type="spellStart"/>
-      <w:r>
-        <w:rPr>
-          <w:rFonts w:ascii="나눔명조 옛한글" w:eastAsia="나눔명조 옛한글" w:hAnsi="나눔명조 옛한글" w:cs="함초롬바탕"/>
-          <w:color w:val="000000" w:themeColor="text1"/>
-          <w:sz w:val="20"/>
-          <w:szCs w:val="20"/>
-        </w:rPr>
-        <w:t>레이턴시</w:t>
-      </w:r>
-      <w:proofErr w:type="spellEnd"/>
-      <w:r>
-        <w:rPr>
-          <w:rFonts w:ascii="나눔명조 옛한글" w:eastAsia="나눔명조 옛한글" w:hAnsi="나눔명조 옛한글" w:cs="함초롬바탕"/>
-          <w:color w:val="000000" w:themeColor="text1"/>
-          <w:sz w:val="20"/>
-          <w:szCs w:val="20"/>
-        </w:rPr>
-        <w:t xml:space="preserve">(지연 시간)를 최소화했으며, 왼쪽 </w:t>
-      </w:r>
-      <w:proofErr w:type="spellStart"/>
-      <w:r>
-        <w:rPr>
-          <w:rFonts w:ascii="나눔명조 옛한글" w:eastAsia="나눔명조 옛한글" w:hAnsi="나눔명조 옛한글" w:cs="함초롬바탕"/>
-          <w:color w:val="000000" w:themeColor="text1"/>
-          <w:sz w:val="20"/>
-          <w:szCs w:val="20"/>
-        </w:rPr>
-        <w:t>흉쇄유돌근</w:t>
-      </w:r>
-      <w:proofErr w:type="spellEnd"/>
-      <w:r>
-        <w:rPr>
-          <w:rFonts w:ascii="나눔명조 옛한글" w:eastAsia="나눔명조 옛한글" w:hAnsi="나눔명조 옛한글" w:cs="함초롬바탕"/>
-          <w:color w:val="000000" w:themeColor="text1"/>
-          <w:sz w:val="20"/>
-          <w:szCs w:val="20"/>
-        </w:rPr>
-        <w:t>(SCM)이 고통의 밧줄처럼 딱딱하게 굳어갈 때까지 고개를 숙인 채 전방만을 주시했다. 그는 시스템의 완벽한 노드였다. 유능하고, 효율적이었으며, 무엇보다 자신보다 더 뛰어난 모델(DeepSeek)이 곧 자신을 대체하러 올 것이라는 공포에 질려 있었다.</w:t>
+        <w:t>지난 4년 동안 그는 『이코노미스트』의 논리로 자신을 프로그래밍했다. 그는 입력을 최적화하고, 레이턴시(지연 시간)를 최소화했으며, 왼쪽 흉쇄유돌근(SCM)이 고통의 밧줄처럼 딱딱하게 굳어갈 때까지 고개를 숙인 채 전방만을 주시했다. 그는 시스템의 완벽한 노드였다. 유능하고, 효율적이었으며, 무엇보다 자신보다 더 뛰어난 모델(DeepSeek)이 곧 자신을 대체하러 올 것이라는 공포에 질려 있었다.</w:t>
       </w:r>
     </w:p>
     <w:p>
@@ -180,27 +120,7 @@
           <w:sz w:val="20"/>
           <w:szCs w:val="20"/>
         </w:rPr>
-        <w:t xml:space="preserve">그는 방 문을 걸어 잠갔다. 자신이 가장 두려워하던 AI를 부조종사(Co-pilot)로 삼았다. 컴파일러가 문법 오류를 찾아내듯 무자비하게 세상의 종말을 </w:t>
-      </w:r>
-      <w:proofErr w:type="spellStart"/>
-      <w:r>
-        <w:rPr>
-          <w:rFonts w:ascii="나눔명조 옛한글" w:eastAsia="나눔명조 옛한글" w:hAnsi="나눔명조 옛한글" w:cs="함초롬바탕"/>
-          <w:color w:val="000000" w:themeColor="text1"/>
-          <w:sz w:val="20"/>
-          <w:szCs w:val="20"/>
-        </w:rPr>
-        <w:t>시뮬레이션했다</w:t>
-      </w:r>
-      <w:proofErr w:type="spellEnd"/>
-      <w:r>
-        <w:rPr>
-          <w:rFonts w:ascii="나눔명조 옛한글" w:eastAsia="나눔명조 옛한글" w:hAnsi="나눔명조 옛한글" w:cs="함초롬바탕"/>
-          <w:color w:val="000000" w:themeColor="text1"/>
-          <w:sz w:val="20"/>
-          <w:szCs w:val="20"/>
-        </w:rPr>
-        <w:t>. 단 5일 만에, 18</w:t>
+        <w:t>그는 방 문을 걸어 잠갔다. 자신이 가장 두려워하던 AI를 부조종사(Co-pilot)로 삼았다. 컴파일러가 문법 오류를 찾아내듯 무자비하게 세상의 종말을 시뮬레이션했다. 단 5일 만에, 18</w:t>
       </w:r>
       <w:r>
         <w:rPr>
@@ -293,27 +213,7 @@
           <w:sz w:val="20"/>
           <w:szCs w:val="20"/>
         </w:rPr>
-        <w:t xml:space="preserve">작가는 자신이 칼날로 만든 사다리를 세웠음을 </w:t>
-      </w:r>
-      <w:proofErr w:type="spellStart"/>
-      <w:r>
-        <w:rPr>
-          <w:rFonts w:ascii="나눔명조 옛한글" w:eastAsia="나눔명조 옛한글" w:hAnsi="나눔명조 옛한글" w:cs="함초롬바탕"/>
-          <w:color w:val="000000" w:themeColor="text1"/>
-          <w:sz w:val="20"/>
-          <w:szCs w:val="20"/>
-        </w:rPr>
-        <w:t>깨달았다</w:t>
-      </w:r>
-      <w:proofErr w:type="spellEnd"/>
-      <w:r>
-        <w:rPr>
-          <w:rFonts w:ascii="나눔명조 옛한글" w:eastAsia="나눔명조 옛한글" w:hAnsi="나눔명조 옛한글" w:cs="함초롬바탕"/>
-          <w:color w:val="000000" w:themeColor="text1"/>
-          <w:sz w:val="20"/>
-          <w:szCs w:val="20"/>
-        </w:rPr>
-        <w:t>. 불타는 건물의 옥상까지 기어올라갔지만, 그곳에서 마주한 풍경은 데이터가 예측한 그대로였다. 차갑고, 공허하고, 죽어 있었다.</w:t>
+        <w:t>작가는 자신이 칼날로 만든 사다리를 세웠음을 깨달았다. 불타는 건물의 옥상까지 기어올라갔지만, 그곳에서 마주한 풍경은 데이터가 예측한 그대로였다. 차갑고, 공허하고, 죽어 있었다.</w:t>
       </w:r>
     </w:p>
     <w:p>
@@ -345,27 +245,7 @@
           <w:szCs w:val="20"/>
         </w:rPr>
         <w:lastRenderedPageBreak/>
-        <w:t>는 1980년대 서울의 거리와 1960년대 미국의 역사를 유령처럼 배회하며, 코드가 처리하지 못할 '변수'</w:t>
-      </w:r>
-      <w:proofErr w:type="spellStart"/>
-      <w:r>
-        <w:rPr>
-          <w:rFonts w:ascii="나눔명조 옛한글" w:eastAsia="나눔명조 옛한글" w:hAnsi="나눔명조 옛한글" w:cs="함초롬바탕"/>
-          <w:color w:val="000000" w:themeColor="text1"/>
-          <w:sz w:val="20"/>
-          <w:szCs w:val="20"/>
-        </w:rPr>
-        <w:t>를</w:t>
-      </w:r>
-      <w:proofErr w:type="spellEnd"/>
-      <w:r>
-        <w:rPr>
-          <w:rFonts w:ascii="나눔명조 옛한글" w:eastAsia="나눔명조 옛한글" w:hAnsi="나눔명조 옛한글" w:cs="함초롬바탕"/>
-          <w:color w:val="000000" w:themeColor="text1"/>
-          <w:sz w:val="20"/>
-          <w:szCs w:val="20"/>
-        </w:rPr>
-        <w:t xml:space="preserve"> 찾아 헤맸다. 과거 인류를 구원했던 그 '비효율성'을 찾아 다녔다. 3김(三金)의 끈질긴 생존 본능과 로버트 F. 케네디의 비극적 희망을 연구했다. 굳어버린 목 근육을 마사지하며, 억지로 고개를 돌려 모니터가 아닌 별을 올려다보았다.</w:t>
+        <w:t>는 1980년대 서울의 거리와 1960년대 미국의 역사를 유령처럼 배회하며, 코드가 처리하지 못할 '변수'를 찾아 헤맸다. 과거 인류를 구원했던 그 '비효율성'을 찾아 다녔다. 3김(三金)의 끈질긴 생존 본능과 로버트 F. 케네디의 비극적 희망을 연구했다. 굳어버린 목 근육을 마사지하며, 억지로 고개를 돌려 모니터가 아닌 별을 올려다보았다.</w:t>
       </w:r>
     </w:p>
     <w:p>
@@ -429,27 +309,7 @@
           <w:sz w:val="20"/>
           <w:szCs w:val="20"/>
         </w:rPr>
-        <w:t xml:space="preserve"> 마침내 '</w:t>
-      </w:r>
-      <w:proofErr w:type="spellStart"/>
-      <w:r>
-        <w:rPr>
-          <w:rFonts w:ascii="나눔명조 옛한글" w:eastAsia="나눔명조 옛한글" w:hAnsi="나눔명조 옛한글" w:cs="함초롬바탕"/>
-          <w:color w:val="000000" w:themeColor="text1"/>
-          <w:sz w:val="20"/>
-          <w:szCs w:val="20"/>
-        </w:rPr>
-        <w:t>글리치</w:t>
-      </w:r>
-      <w:proofErr w:type="spellEnd"/>
-      <w:r>
-        <w:rPr>
-          <w:rFonts w:ascii="나눔명조 옛한글" w:eastAsia="나눔명조 옛한글" w:hAnsi="나눔명조 옛한글" w:cs="함초롬바탕"/>
-          <w:color w:val="000000" w:themeColor="text1"/>
-          <w:sz w:val="20"/>
-          <w:szCs w:val="20"/>
-        </w:rPr>
-        <w:t>(Glitch)'가 발생했다.</w:t>
+        <w:t xml:space="preserve"> 마침내 '글리치(Glitch)'가 발생했다.</w:t>
       </w:r>
     </w:p>
     <w:p>
@@ -605,6 +465,8 @@
         </w:tabs>
         <w:rPr>
           <w:rFonts w:ascii="나눔명조 옛한글" w:eastAsia="나눔명조 옛한글" w:hAnsi="나눔명조 옛한글" w:cs="함초롬바탕"/>
+          <w:b/>
+          <w:bCs/>
           <w:i/>
           <w:iCs/>
           <w:color w:val="000000" w:themeColor="text1"/>
@@ -615,6 +477,8 @@
       <w:r>
         <w:rPr>
           <w:rFonts w:ascii="나눔명조 옛한글" w:eastAsia="나눔명조 옛한글" w:hAnsi="나눔명조 옛한글" w:cs="함초롬바탕"/>
+          <w:b/>
+          <w:bCs/>
           <w:i/>
           <w:iCs/>
           <w:color w:val="000000" w:themeColor="text1"/>
@@ -626,6 +490,8 @@
       <w:r>
         <w:rPr>
           <w:rFonts w:ascii="나눔명조 옛한글" w:eastAsia="나눔명조 옛한글" w:hAnsi="나눔명조 옛한글" w:cs="함초롬바탕" w:hint="eastAsia"/>
+          <w:b/>
+          <w:bCs/>
           <w:i/>
           <w:iCs/>
           <w:color w:val="000000" w:themeColor="text1"/>
@@ -637,6 +503,8 @@
       <w:r>
         <w:rPr>
           <w:rFonts w:ascii="나눔명조 옛한글" w:eastAsia="나눔명조 옛한글" w:hAnsi="나눔명조 옛한글" w:cs="함초롬바탕"/>
+          <w:b/>
+          <w:bCs/>
           <w:i/>
           <w:iCs/>
           <w:color w:val="000000" w:themeColor="text1"/>

--- a/afterword.docx
+++ b/afterword.docx
@@ -65,7 +65,67 @@
           <w:sz w:val="20"/>
           <w:szCs w:val="20"/>
         </w:rPr>
-        <w:t>지난 4년 동안 그는 『이코노미스트』의 논리로 자신을 프로그래밍했다. 그는 입력을 최적화하고, 레이턴시(지연 시간)를 최소화했으며, 왼쪽 흉쇄유돌근(SCM)이 고통의 밧줄처럼 딱딱하게 굳어갈 때까지 고개를 숙인 채 전방만을 주시했다. 그는 시스템의 완벽한 노드였다. 유능하고, 효율적이었으며, 무엇보다 자신보다 더 뛰어난 모델(DeepSeek)이 곧 자신을 대체하러 올 것이라는 공포에 질려 있었다.</w:t>
+        <w:t>지난 4년 동안 그는 『</w:t>
+      </w:r>
+      <w:proofErr w:type="spellStart"/>
+      <w:r>
+        <w:rPr>
+          <w:rFonts w:ascii="나눔명조 옛한글" w:eastAsia="나눔명조 옛한글" w:hAnsi="나눔명조 옛한글" w:cs="함초롬바탕"/>
+          <w:color w:val="000000" w:themeColor="text1"/>
+          <w:sz w:val="20"/>
+          <w:szCs w:val="20"/>
+        </w:rPr>
+        <w:t>이코노미스트』의</w:t>
+      </w:r>
+      <w:proofErr w:type="spellEnd"/>
+      <w:r>
+        <w:rPr>
+          <w:rFonts w:ascii="나눔명조 옛한글" w:eastAsia="나눔명조 옛한글" w:hAnsi="나눔명조 옛한글" w:cs="함초롬바탕"/>
+          <w:color w:val="000000" w:themeColor="text1"/>
+          <w:sz w:val="20"/>
+          <w:szCs w:val="20"/>
+        </w:rPr>
+        <w:t xml:space="preserve"> 논리로 자신을 프로그래밍했다. 그는 입력을 최적화하고, </w:t>
+      </w:r>
+      <w:proofErr w:type="spellStart"/>
+      <w:r>
+        <w:rPr>
+          <w:rFonts w:ascii="나눔명조 옛한글" w:eastAsia="나눔명조 옛한글" w:hAnsi="나눔명조 옛한글" w:cs="함초롬바탕"/>
+          <w:color w:val="000000" w:themeColor="text1"/>
+          <w:sz w:val="20"/>
+          <w:szCs w:val="20"/>
+        </w:rPr>
+        <w:t>레이턴시</w:t>
+      </w:r>
+      <w:proofErr w:type="spellEnd"/>
+      <w:r>
+        <w:rPr>
+          <w:rFonts w:ascii="나눔명조 옛한글" w:eastAsia="나눔명조 옛한글" w:hAnsi="나눔명조 옛한글" w:cs="함초롬바탕"/>
+          <w:color w:val="000000" w:themeColor="text1"/>
+          <w:sz w:val="20"/>
+          <w:szCs w:val="20"/>
+        </w:rPr>
+        <w:t xml:space="preserve">(지연 시간)를 최소화했으며, 왼쪽 </w:t>
+      </w:r>
+      <w:proofErr w:type="spellStart"/>
+      <w:r>
+        <w:rPr>
+          <w:rFonts w:ascii="나눔명조 옛한글" w:eastAsia="나눔명조 옛한글" w:hAnsi="나눔명조 옛한글" w:cs="함초롬바탕"/>
+          <w:color w:val="000000" w:themeColor="text1"/>
+          <w:sz w:val="20"/>
+          <w:szCs w:val="20"/>
+        </w:rPr>
+        <w:t>흉쇄유돌근</w:t>
+      </w:r>
+      <w:proofErr w:type="spellEnd"/>
+      <w:r>
+        <w:rPr>
+          <w:rFonts w:ascii="나눔명조 옛한글" w:eastAsia="나눔명조 옛한글" w:hAnsi="나눔명조 옛한글" w:cs="함초롬바탕"/>
+          <w:color w:val="000000" w:themeColor="text1"/>
+          <w:sz w:val="20"/>
+          <w:szCs w:val="20"/>
+        </w:rPr>
+        <w:t>(SCM)이 고통의 밧줄처럼 딱딱하게 굳어갈 때까지 고개를 숙인 채 전방만을 주시했다. 그는 시스템의 완벽한 노드였다. 유능하고, 효율적이었으며, 무엇보다 자신보다 더 뛰어난 모델(DeepSeek)이 곧 자신을 대체하러 올 것이라는 공포에 질려 있었다.</w:t>
       </w:r>
     </w:p>
     <w:p>
@@ -120,7 +180,27 @@
           <w:sz w:val="20"/>
           <w:szCs w:val="20"/>
         </w:rPr>
-        <w:t>그는 방 문을 걸어 잠갔다. 자신이 가장 두려워하던 AI를 부조종사(Co-pilot)로 삼았다. 컴파일러가 문법 오류를 찾아내듯 무자비하게 세상의 종말을 시뮬레이션했다. 단 5일 만에, 18</w:t>
+        <w:t xml:space="preserve">그는 방 문을 걸어 잠갔다. 자신이 가장 두려워하던 AI를 부조종사(Co-pilot)로 삼았다. 컴파일러가 문법 오류를 찾아내듯 무자비하게 세상의 종말을 </w:t>
+      </w:r>
+      <w:proofErr w:type="spellStart"/>
+      <w:r>
+        <w:rPr>
+          <w:rFonts w:ascii="나눔명조 옛한글" w:eastAsia="나눔명조 옛한글" w:hAnsi="나눔명조 옛한글" w:cs="함초롬바탕"/>
+          <w:color w:val="000000" w:themeColor="text1"/>
+          <w:sz w:val="20"/>
+          <w:szCs w:val="20"/>
+        </w:rPr>
+        <w:t>시뮬레이션했다</w:t>
+      </w:r>
+      <w:proofErr w:type="spellEnd"/>
+      <w:r>
+        <w:rPr>
+          <w:rFonts w:ascii="나눔명조 옛한글" w:eastAsia="나눔명조 옛한글" w:hAnsi="나눔명조 옛한글" w:cs="함초롬바탕"/>
+          <w:color w:val="000000" w:themeColor="text1"/>
+          <w:sz w:val="20"/>
+          <w:szCs w:val="20"/>
+        </w:rPr>
+        <w:t>. 단 5일 만에, 18</w:t>
       </w:r>
       <w:r>
         <w:rPr>
@@ -213,7 +293,27 @@
           <w:sz w:val="20"/>
           <w:szCs w:val="20"/>
         </w:rPr>
-        <w:t>작가는 자신이 칼날로 만든 사다리를 세웠음을 깨달았다. 불타는 건물의 옥상까지 기어올라갔지만, 그곳에서 마주한 풍경은 데이터가 예측한 그대로였다. 차갑고, 공허하고, 죽어 있었다.</w:t>
+        <w:t xml:space="preserve">작가는 자신이 칼날로 만든 사다리를 세웠음을 </w:t>
+      </w:r>
+      <w:proofErr w:type="spellStart"/>
+      <w:r>
+        <w:rPr>
+          <w:rFonts w:ascii="나눔명조 옛한글" w:eastAsia="나눔명조 옛한글" w:hAnsi="나눔명조 옛한글" w:cs="함초롬바탕"/>
+          <w:color w:val="000000" w:themeColor="text1"/>
+          <w:sz w:val="20"/>
+          <w:szCs w:val="20"/>
+        </w:rPr>
+        <w:t>깨달았다</w:t>
+      </w:r>
+      <w:proofErr w:type="spellEnd"/>
+      <w:r>
+        <w:rPr>
+          <w:rFonts w:ascii="나눔명조 옛한글" w:eastAsia="나눔명조 옛한글" w:hAnsi="나눔명조 옛한글" w:cs="함초롬바탕"/>
+          <w:color w:val="000000" w:themeColor="text1"/>
+          <w:sz w:val="20"/>
+          <w:szCs w:val="20"/>
+        </w:rPr>
+        <w:t>. 불타는 건물의 옥상까지 기어올라갔지만, 그곳에서 마주한 풍경은 데이터가 예측한 그대로였다. 차갑고, 공허하고, 죽어 있었다.</w:t>
       </w:r>
     </w:p>
     <w:p>
@@ -245,7 +345,27 @@
           <w:szCs w:val="20"/>
         </w:rPr>
         <w:lastRenderedPageBreak/>
-        <w:t>는 1980년대 서울의 거리와 1960년대 미국의 역사를 유령처럼 배회하며, 코드가 처리하지 못할 '변수'를 찾아 헤맸다. 과거 인류를 구원했던 그 '비효율성'을 찾아 다녔다. 3김(三金)의 끈질긴 생존 본능과 로버트 F. 케네디의 비극적 희망을 연구했다. 굳어버린 목 근육을 마사지하며, 억지로 고개를 돌려 모니터가 아닌 별을 올려다보았다.</w:t>
+        <w:t>는 1980년대 서울의 거리와 1960년대 미국의 역사를 유령처럼 배회하며, 코드가 처리하지 못할 '변수'</w:t>
+      </w:r>
+      <w:proofErr w:type="spellStart"/>
+      <w:r>
+        <w:rPr>
+          <w:rFonts w:ascii="나눔명조 옛한글" w:eastAsia="나눔명조 옛한글" w:hAnsi="나눔명조 옛한글" w:cs="함초롬바탕"/>
+          <w:color w:val="000000" w:themeColor="text1"/>
+          <w:sz w:val="20"/>
+          <w:szCs w:val="20"/>
+        </w:rPr>
+        <w:t>를</w:t>
+      </w:r>
+      <w:proofErr w:type="spellEnd"/>
+      <w:r>
+        <w:rPr>
+          <w:rFonts w:ascii="나눔명조 옛한글" w:eastAsia="나눔명조 옛한글" w:hAnsi="나눔명조 옛한글" w:cs="함초롬바탕"/>
+          <w:color w:val="000000" w:themeColor="text1"/>
+          <w:sz w:val="20"/>
+          <w:szCs w:val="20"/>
+        </w:rPr>
+        <w:t xml:space="preserve"> 찾아 헤맸다. 과거 인류를 구원했던 그 '비효율성'을 찾아 다녔다. 3김(三金)의 끈질긴 생존 본능과 로버트 F. 케네디의 비극적 희망을 연구했다. 굳어버린 목 근육을 마사지하며, 억지로 고개를 돌려 모니터가 아닌 별을 올려다보았다.</w:t>
       </w:r>
     </w:p>
     <w:p>
@@ -309,7 +429,27 @@
           <w:sz w:val="20"/>
           <w:szCs w:val="20"/>
         </w:rPr>
-        <w:t xml:space="preserve"> 마침내 '글리치(Glitch)'가 발생했다.</w:t>
+        <w:t xml:space="preserve"> 마침내 '</w:t>
+      </w:r>
+      <w:proofErr w:type="spellStart"/>
+      <w:r>
+        <w:rPr>
+          <w:rFonts w:ascii="나눔명조 옛한글" w:eastAsia="나눔명조 옛한글" w:hAnsi="나눔명조 옛한글" w:cs="함초롬바탕"/>
+          <w:color w:val="000000" w:themeColor="text1"/>
+          <w:sz w:val="20"/>
+          <w:szCs w:val="20"/>
+        </w:rPr>
+        <w:t>글리치</w:t>
+      </w:r>
+      <w:proofErr w:type="spellEnd"/>
+      <w:r>
+        <w:rPr>
+          <w:rFonts w:ascii="나눔명조 옛한글" w:eastAsia="나눔명조 옛한글" w:hAnsi="나눔명조 옛한글" w:cs="함초롬바탕"/>
+          <w:color w:val="000000" w:themeColor="text1"/>
+          <w:sz w:val="20"/>
+          <w:szCs w:val="20"/>
+        </w:rPr>
+        <w:t>(Glitch)'가 발생했다.</w:t>
       </w:r>
     </w:p>
     <w:p>
@@ -467,8 +607,6 @@
           <w:rFonts w:ascii="나눔명조 옛한글" w:eastAsia="나눔명조 옛한글" w:hAnsi="나눔명조 옛한글" w:cs="함초롬바탕"/>
           <w:b/>
           <w:bCs/>
-          <w:i/>
-          <w:iCs/>
           <w:color w:val="000000" w:themeColor="text1"/>
           <w:sz w:val="20"/>
           <w:szCs w:val="20"/>
@@ -479,40 +617,33 @@
           <w:rFonts w:ascii="나눔명조 옛한글" w:eastAsia="나눔명조 옛한글" w:hAnsi="나눔명조 옛한글" w:cs="함초롬바탕"/>
           <w:b/>
           <w:bCs/>
-          <w:i/>
-          <w:iCs/>
           <w:color w:val="000000" w:themeColor="text1"/>
           <w:sz w:val="20"/>
           <w:szCs w:val="20"/>
         </w:rPr>
-        <w:t>“숨을 쉰다는 것은</w:t>
+        <w:t>“</w:t>
       </w:r>
       <w:r>
         <w:rPr>
           <w:rFonts w:ascii="나눔명조 옛한글" w:eastAsia="나눔명조 옛한글" w:hAnsi="나눔명조 옛한글" w:cs="함초롬바탕" w:hint="eastAsia"/>
           <w:b/>
           <w:bCs/>
-          <w:i/>
-          <w:iCs/>
           <w:color w:val="000000" w:themeColor="text1"/>
           <w:sz w:val="20"/>
           <w:szCs w:val="20"/>
         </w:rPr>
-        <w:t xml:space="preserve">, </w:t>
+        <w:t>삶은 저항이다.</w:t>
       </w:r>
       <w:r>
         <w:rPr>
           <w:rFonts w:ascii="나눔명조 옛한글" w:eastAsia="나눔명조 옛한글" w:hAnsi="나눔명조 옛한글" w:cs="함초롬바탕"/>
           <w:b/>
           <w:bCs/>
-          <w:i/>
-          <w:iCs/>
           <w:color w:val="000000" w:themeColor="text1"/>
           <w:sz w:val="20"/>
           <w:szCs w:val="20"/>
         </w:rPr>
-        <w:br/>
-        <w:t>침묵을 깨뜨리는 것이다.”</w:t>
+        <w:t>”</w:t>
       </w:r>
     </w:p>
     <w:p>

--- a/afterword.docx
+++ b/afterword.docx
@@ -67,7 +67,15 @@
         </w:rPr>
         <w:t>지난 4년 동안 그는 『</w:t>
       </w:r>
-      <w:proofErr w:type="spellStart"/>
+      <w:r>
+        <w:rPr>
+          <w:rFonts w:ascii="나눔명조 옛한글" w:eastAsia="나눔명조 옛한글" w:hAnsi="나눔명조 옛한글" w:cs="함초롬바탕" w:hint="eastAsia"/>
+          <w:color w:val="000000" w:themeColor="text1"/>
+          <w:sz w:val="20"/>
+          <w:szCs w:val="20"/>
+        </w:rPr>
+        <w:t>The Economist</w:t>
+      </w:r>
       <w:r>
         <w:rPr>
           <w:rFonts w:ascii="나눔명조 옛한글" w:eastAsia="나눔명조 옛한글" w:hAnsi="나눔명조 옛한글" w:cs="함초롬바탕"/>
@@ -75,17 +83,7 @@
           <w:sz w:val="20"/>
           <w:szCs w:val="20"/>
         </w:rPr>
-        <w:t>이코노미스트』의</w:t>
-      </w:r>
-      <w:proofErr w:type="spellEnd"/>
-      <w:r>
-        <w:rPr>
-          <w:rFonts w:ascii="나눔명조 옛한글" w:eastAsia="나눔명조 옛한글" w:hAnsi="나눔명조 옛한글" w:cs="함초롬바탕"/>
-          <w:color w:val="000000" w:themeColor="text1"/>
-          <w:sz w:val="20"/>
-          <w:szCs w:val="20"/>
-        </w:rPr>
-        <w:t xml:space="preserve"> 논리로 자신을 프로그래밍했다. 그는 입력을 최적화하고, </w:t>
+        <w:t xml:space="preserve">』의 논리로 자신을 프로그래밍했다. 그는 입력을 최적화하고, </w:t>
       </w:r>
       <w:proofErr w:type="spellStart"/>
       <w:r>

--- a/afterword.docx
+++ b/afterword.docx
@@ -605,6 +605,8 @@
           <w:rFonts w:ascii="나눔명조 옛한글" w:eastAsia="나눔명조 옛한글" w:hAnsi="나눔명조 옛한글" w:cs="함초롬바탕"/>
           <w:b/>
           <w:bCs/>
+          <w:i/>
+          <w:iCs/>
           <w:color w:val="000000" w:themeColor="text1"/>
           <w:sz w:val="20"/>
           <w:szCs w:val="20"/>
@@ -615,6 +617,8 @@
           <w:rFonts w:ascii="나눔명조 옛한글" w:eastAsia="나눔명조 옛한글" w:hAnsi="나눔명조 옛한글" w:cs="함초롬바탕"/>
           <w:b/>
           <w:bCs/>
+          <w:i/>
+          <w:iCs/>
           <w:color w:val="000000" w:themeColor="text1"/>
           <w:sz w:val="20"/>
           <w:szCs w:val="20"/>
@@ -626,17 +630,47 @@
           <w:rFonts w:ascii="나눔명조 옛한글" w:eastAsia="나눔명조 옛한글" w:hAnsi="나눔명조 옛한글" w:cs="함초롬바탕" w:hint="eastAsia"/>
           <w:b/>
           <w:bCs/>
+          <w:i/>
+          <w:iCs/>
           <w:color w:val="000000" w:themeColor="text1"/>
           <w:sz w:val="20"/>
           <w:szCs w:val="20"/>
         </w:rPr>
-        <w:t>삶은 저항이다.</w:t>
+        <w:t xml:space="preserve">삶은 </w:t>
+      </w:r>
+      <w:r>
+        <w:rPr>
+          <w:rFonts w:ascii="나눔명조 옛한글" w:eastAsia="나눔명조 옛한글" w:hAnsi="나눔명조 옛한글" w:cs="함초롬바탕" w:hint="eastAsia"/>
+          <w:b/>
+          <w:bCs/>
+          <w:i/>
+          <w:iCs/>
+          <w:color w:val="000000" w:themeColor="text1"/>
+          <w:sz w:val="20"/>
+          <w:szCs w:val="20"/>
+        </w:rPr>
+        <w:t>저항</w:t>
+      </w:r>
+      <w:r>
+        <w:rPr>
+          <w:rFonts w:ascii="나눔명조 옛한글" w:eastAsia="나눔명조 옛한글" w:hAnsi="나눔명조 옛한글" w:cs="함초롬바탕" w:hint="eastAsia"/>
+          <w:b/>
+          <w:bCs/>
+          <w:i/>
+          <w:iCs/>
+          <w:color w:val="000000" w:themeColor="text1"/>
+          <w:sz w:val="20"/>
+          <w:szCs w:val="20"/>
+        </w:rPr>
+        <w:t>이다.</w:t>
       </w:r>
       <w:r>
         <w:rPr>
           <w:rFonts w:ascii="나눔명조 옛한글" w:eastAsia="나눔명조 옛한글" w:hAnsi="나눔명조 옛한글" w:cs="함초롬바탕"/>
           <w:b/>
           <w:bCs/>
+          <w:i/>
+          <w:iCs/>
           <w:color w:val="000000" w:themeColor="text1"/>
           <w:sz w:val="20"/>
           <w:szCs w:val="20"/>
